--- a/Contrat de location - Template.docx
+++ b/Contrat de location - Template.docx
@@ -598,25 +598,7 @@
               <w:rPr>
                 <w:color w:val="666666"/>
               </w:rPr>
-              <w:t xml:space="preserve"> }}</w:t>
-            </w:r>
-            <w:r>
-              <w:rPr>
-                <w:color w:val="666666"/>
-              </w:rPr>
-              <w:t xml:space="preserve"> </w:t>
-            </w:r>
-            <w:r>
-              <w:rPr>
-                <w:color w:val="666666"/>
-              </w:rPr>
-              <w:t xml:space="preserve">— </w:t>
-            </w:r>
-            <w:r>
-              <w:rPr>
-                <w:color w:val="666666"/>
-              </w:rPr>
-              <w:t xml:space="preserve">N° {{ </w:t>
+              <w:t xml:space="preserve"> }} — N° {{ </w:t>
             </w:r>
             <w:proofErr w:type="spellStart"/>
             <w:r>
@@ -2317,6 +2299,28 @@
           <w:lang w:val="fr-BE"/>
         </w:rPr>
         <w:t xml:space="preserve"> }} mensuels supplémentaires seront versés au pot commun destiné à l'achat des produits d'usage courant (papier toilette, produits d'entretien, liquide vaisselle).</w:t>
+      </w:r>
+    </w:p>
+    <w:p>
+      <w:pPr>
+        <w:pStyle w:val="Listepuces"/>
+        <w:spacing w:after="80"/>
+        <w:ind w:left="454"/>
+        <w:jc w:val="both"/>
+        <w:rPr>
+          <w:lang w:val="fr-BE"/>
+        </w:rPr>
+      </w:pPr>
+      <w:r>
+        <w:t xml:space="preserve">{{ </w:t>
+      </w:r>
+      <w:proofErr w:type="spellStart"/>
+      <w:r>
+        <w:t>special_clause</w:t>
+      </w:r>
+      <w:proofErr w:type="spellEnd"/>
+      <w:r>
+        <w:t xml:space="preserve"> }}</w:t>
       </w:r>
     </w:p>
     <w:p>
@@ -3542,7 +3546,6 @@
   <w:style w:type="character" w:default="1" w:styleId="Policepardfaut">
     <w:name w:val="Default Paragraph Font"/>
     <w:uiPriority w:val="1"/>
-    <w:semiHidden/>
     <w:unhideWhenUsed/>
   </w:style>
   <w:style w:type="table" w:default="1" w:styleId="TableauNormal">
